--- a/crates/document_ingest/tests/fixtures/word-shaped.docx
+++ b/crates/document_ingest/tests/fixtures/word-shaped.docx
@@ -122,6 +122,36 @@
       </w:r>
     </w:p>
   </w:comment>
+  <w:comment w:id="4" w:author="Editor" w:date="2026-01-06T03:04:05Z" w:initials="E">
+    <w:p>
+      <w:r>
+        <w:t xml:space="preserve">This needs </w:t>
+      </w:r>
+      <w:r>
+        <w:rPr>
+          <w:b/>
+        </w:rPr>
+        <w:t>real</w:t>
+      </w:r>
+      <w:r>
+        <w:t xml:space="preserve"> emphasis, and </w:t>
+      </w:r>
+      <w:r>
+        <w:rPr>
+          <w:i/>
+        </w:rPr>
+        <w:t>italics</w:t>
+      </w:r>
+      <w:r>
+        <w:t xml:space="preserve"> too.</w:t>
+      </w:r>
+    </w:p>
+    <w:p>
+      <w:r>
+        <w:t>A second paragraph in the same note.</w:t>
+      </w:r>
+    </w:p>
+  </w:comment>
 </w:comments>
 </file>
 
